--- a/APLOS/POPResources/Templates/ProformaInvoiceContracts202034.docx
+++ b/APLOS/POPResources/Templates/ProformaInvoiceContracts202034.docx
@@ -1,6 +1,6 @@
 
 <file path=word/document.xml><?xml version="1.0" encoding="utf-8"?>
-<w:document xmlns:wpc="http://schemas.microsoft.com/office/word/2010/wordprocessingCanvas" xmlns:cx="http://schemas.microsoft.com/office/drawing/2014/chartex" xmlns:cx1="http://schemas.microsoft.com/office/drawing/2015/9/8/chartex" xmlns:cx2="http://schemas.microsoft.com/office/drawing/2015/10/21/chartex" xmlns:cx3="http://schemas.microsoft.com/office/drawing/2016/5/9/chartex" xmlns:cx4="http://schemas.microsoft.com/office/drawing/2016/5/10/chartex" xmlns:cx5="http://schemas.microsoft.com/office/drawing/2016/5/11/chartex" xmlns:cx6="http://schemas.microsoft.com/office/drawing/2016/5/12/chartex" xmlns:cx7="http://schemas.microsoft.com/office/drawing/2016/5/13/chartex" xmlns:cx8="http://schemas.microsoft.com/office/drawing/2016/5/14/chartex" xmlns:mc="http://schemas.openxmlformats.org/markup-compatibility/2006" xmlns:aink="http://schemas.microsoft.com/office/drawing/2016/ink" xmlns:am3d="http://schemas.microsoft.com/office/drawing/2017/model3d" xmlns:o="urn:schemas-microsoft-com:office:office" xmlns:r="http://schemas.openxmlformats.org/officeDocument/2006/relationships" xmlns:m="http://schemas.openxmlformats.org/officeDocument/2006/math" xmlns:v="urn:schemas-microsoft-com:vml" xmlns:wp14="http://schemas.microsoft.com/office/word/2010/wordprocessingDrawing" xmlns:wp="http://schemas.openxmlformats.org/drawingml/2006/wordprocessingDrawing" xmlns:w10="urn:schemas-microsoft-com:office:word" xmlns:w="http://schemas.openxmlformats.org/wordprocessingml/2006/main" xmlns:w14="http://schemas.microsoft.com/office/word/2010/wordml" xmlns:w15="http://schemas.microsoft.com/office/word/2012/wordml" xmlns:w16cex="http://schemas.microsoft.com/office/word/2018/wordml/cex" xmlns:w16cid="http://schemas.microsoft.com/office/word/2016/wordml/cid" xmlns:w16="http://schemas.microsoft.com/office/word/2018/wordml" xmlns:w16sdtdh="http://schemas.microsoft.com/office/word/2020/wordml/sdtdatahash" xmlns:w16se="http://schemas.microsoft.com/office/word/2015/wordml/symex" xmlns:wpg="http://schemas.microsoft.com/office/word/2010/wordprocessingGroup" xmlns:wpi="http://schemas.microsoft.com/office/word/2010/wordprocessingInk" xmlns:wne="http://schemas.microsoft.com/office/word/2006/wordml" xmlns:wps="http://schemas.microsoft.com/office/word/2010/wordprocessingShape" mc:Ignorable="w14 w15 w16se w16cid w16 w16cex w16sdtdh wp14">
+<w:document xmlns:wpc="http://schemas.microsoft.com/office/word/2010/wordprocessingCanvas" xmlns:cx="http://schemas.microsoft.com/office/drawing/2014/chartex" xmlns:cx1="http://schemas.microsoft.com/office/drawing/2015/9/8/chartex" xmlns:cx2="http://schemas.microsoft.com/office/drawing/2015/10/21/chartex" xmlns:cx3="http://schemas.microsoft.com/office/drawing/2016/5/9/chartex" xmlns:cx4="http://schemas.microsoft.com/office/drawing/2016/5/10/chartex" xmlns:cx5="http://schemas.microsoft.com/office/drawing/2016/5/11/chartex" xmlns:cx6="http://schemas.microsoft.com/office/drawing/2016/5/12/chartex" xmlns:cx7="http://schemas.microsoft.com/office/drawing/2016/5/13/chartex" xmlns:cx8="http://schemas.microsoft.com/office/drawing/2016/5/14/chartex" xmlns:mc="http://schemas.openxmlformats.org/markup-compatibility/2006" xmlns:aink="http://schemas.microsoft.com/office/drawing/2016/ink" xmlns:am3d="http://schemas.microsoft.com/office/drawing/2017/model3d" xmlns:o="urn:schemas-microsoft-com:office:office" xmlns:oel="http://schemas.microsoft.com/office/2019/extlst" xmlns:r="http://schemas.openxmlformats.org/officeDocument/2006/relationships" xmlns:m="http://schemas.openxmlformats.org/officeDocument/2006/math" xmlns:v="urn:schemas-microsoft-com:vml" xmlns:wp14="http://schemas.microsoft.com/office/word/2010/wordprocessingDrawing" xmlns:wp="http://schemas.openxmlformats.org/drawingml/2006/wordprocessingDrawing" xmlns:w10="urn:schemas-microsoft-com:office:word" xmlns:w="http://schemas.openxmlformats.org/wordprocessingml/2006/main" xmlns:w14="http://schemas.microsoft.com/office/word/2010/wordml" xmlns:w15="http://schemas.microsoft.com/office/word/2012/wordml" xmlns:w16cex="http://schemas.microsoft.com/office/word/2018/wordml/cex" xmlns:w16cid="http://schemas.microsoft.com/office/word/2016/wordml/cid" xmlns:w16="http://schemas.microsoft.com/office/word/2018/wordml" xmlns:w16sdtdh="http://schemas.microsoft.com/office/word/2020/wordml/sdtdatahash" xmlns:w16se="http://schemas.microsoft.com/office/word/2015/wordml/symex" xmlns:wpg="http://schemas.microsoft.com/office/word/2010/wordprocessingGroup" xmlns:wpi="http://schemas.microsoft.com/office/word/2010/wordprocessingInk" xmlns:wne="http://schemas.microsoft.com/office/word/2006/wordml" xmlns:wps="http://schemas.microsoft.com/office/word/2010/wordprocessingShape" mc:Ignorable="w14 w15 w16se w16cid w16 w16cex w16sdtdh wp14">
   <w:body>
     <w:tbl>
       <w:tblPr>
@@ -285,15 +285,33 @@
                 <w:b/>
                 <w:bCs/>
               </w:rPr>
-              <w:t xml:space="preserve">    </w:t>
-            </w:r>
-            <w:r>
-              <w:rPr>
-                <w:rFonts w:ascii="Arial" w:hAnsi="Arial" w:cs="Arial"/>
-                <w:b/>
-                <w:bCs/>
-              </w:rPr>
-              <w:t>: -</w:t>
+              <w:t xml:space="preserve">  </w:t>
+            </w:r>
+            <w:proofErr w:type="gramStart"/>
+            <w:r>
+              <w:rPr>
+                <w:rFonts w:ascii="Arial" w:hAnsi="Arial" w:cs="Arial"/>
+                <w:b/>
+                <w:bCs/>
+              </w:rPr>
+              <w:t xml:space="preserve">  </w:t>
+            </w:r>
+            <w:r>
+              <w:rPr>
+                <w:rFonts w:ascii="Arial" w:hAnsi="Arial" w:cs="Arial"/>
+                <w:b/>
+                <w:bCs/>
+              </w:rPr>
+              <w:t>:</w:t>
+            </w:r>
+            <w:proofErr w:type="gramEnd"/>
+            <w:r>
+              <w:rPr>
+                <w:rFonts w:ascii="Arial" w:hAnsi="Arial" w:cs="Arial"/>
+                <w:b/>
+                <w:bCs/>
+              </w:rPr>
+              <w:t xml:space="preserve"> -</w:t>
             </w:r>
             <w:r>
               <w:rPr>
@@ -424,6 +442,7 @@
               </w:rPr>
             </w:pPr>
             <w:proofErr w:type="spellStart"/>
+            <w:proofErr w:type="gramStart"/>
             <w:r>
               <w:rPr>
                 <w:rFonts w:ascii="Arial" w:hAnsi="Arial" w:cs="Arial"/>
@@ -433,24 +452,15 @@
               <w:t>Village:Akbarpur</w:t>
             </w:r>
             <w:proofErr w:type="spellEnd"/>
-            <w:r>
-              <w:rPr>
-                <w:rFonts w:ascii="Arial" w:hAnsi="Arial" w:cs="Arial"/>
-                <w:sz w:val="20"/>
-                <w:szCs w:val="20"/>
-              </w:rPr>
-              <w:t xml:space="preserve"> </w:t>
-            </w:r>
-            <w:proofErr w:type="spellStart"/>
-            <w:r>
-              <w:rPr>
-                <w:rFonts w:ascii="Arial" w:hAnsi="Arial" w:cs="Arial"/>
-                <w:sz w:val="20"/>
-                <w:szCs w:val="20"/>
-              </w:rPr>
-              <w:t>Channa</w:t>
-            </w:r>
-            <w:proofErr w:type="spellEnd"/>
+            <w:proofErr w:type="gramEnd"/>
+            <w:r>
+              <w:rPr>
+                <w:rFonts w:ascii="Arial" w:hAnsi="Arial" w:cs="Arial"/>
+                <w:sz w:val="20"/>
+                <w:szCs w:val="20"/>
+              </w:rPr>
+              <w:t xml:space="preserve"> Channa</w:t>
+            </w:r>
           </w:p>
           <w:p>
             <w:pPr>
@@ -1603,7 +1613,27 @@
                 <w:sz w:val="20"/>
                 <w:szCs w:val="20"/>
               </w:rPr>
-              <w:t xml:space="preserve"> PIN:- </w:t>
+              <w:t xml:space="preserve"> </w:t>
+            </w:r>
+            <w:proofErr w:type="gramStart"/>
+            <w:r>
+              <w:rPr>
+                <w:b/>
+                <w:bCs/>
+                <w:sz w:val="20"/>
+                <w:szCs w:val="20"/>
+              </w:rPr>
+              <w:t>PIN:-</w:t>
+            </w:r>
+            <w:proofErr w:type="gramEnd"/>
+            <w:r>
+              <w:rPr>
+                <w:b/>
+                <w:bCs/>
+                <w:sz w:val="20"/>
+                <w:szCs w:val="20"/>
+              </w:rPr>
+              <w:t xml:space="preserve"> </w:t>
             </w:r>
             <w:r>
               <w:rPr>
@@ -1968,6 +1998,7 @@
     <w:p/>
     <w:sectPr>
       <w:headerReference w:type="default" r:id="rId8"/>
+      <w:footerReference w:type="default" r:id="rId9"/>
       <w:pgSz w:w="12240" w:h="15840"/>
       <w:pgMar w:top="1440" w:right="1440" w:bottom="1440" w:left="1440" w:header="720" w:footer="720" w:gutter="0"/>
       <w:cols w:space="720"/>
@@ -1978,7 +2009,7 @@
 </file>
 
 <file path=word/endnotes.xml><?xml version="1.0" encoding="utf-8"?>
-<w:endnotes xmlns:wpc="http://schemas.microsoft.com/office/word/2010/wordprocessingCanvas" xmlns:cx="http://schemas.microsoft.com/office/drawing/2014/chartex" xmlns:cx1="http://schemas.microsoft.com/office/drawing/2015/9/8/chartex" xmlns:cx2="http://schemas.microsoft.com/office/drawing/2015/10/21/chartex" xmlns:cx3="http://schemas.microsoft.com/office/drawing/2016/5/9/chartex" xmlns:cx4="http://schemas.microsoft.com/office/drawing/2016/5/10/chartex" xmlns:cx5="http://schemas.microsoft.com/office/drawing/2016/5/11/chartex" xmlns:cx6="http://schemas.microsoft.com/office/drawing/2016/5/12/chartex" xmlns:cx7="http://schemas.microsoft.com/office/drawing/2016/5/13/chartex" xmlns:cx8="http://schemas.microsoft.com/office/drawing/2016/5/14/chartex" xmlns:mc="http://schemas.openxmlformats.org/markup-compatibility/2006" xmlns:aink="http://schemas.microsoft.com/office/drawing/2016/ink" xmlns:am3d="http://schemas.microsoft.com/office/drawing/2017/model3d" xmlns:o="urn:schemas-microsoft-com:office:office" xmlns:r="http://schemas.openxmlformats.org/officeDocument/2006/relationships" xmlns:m="http://schemas.openxmlformats.org/officeDocument/2006/math" xmlns:v="urn:schemas-microsoft-com:vml" xmlns:wp14="http://schemas.microsoft.com/office/word/2010/wordprocessingDrawing" xmlns:wp="http://schemas.openxmlformats.org/drawingml/2006/wordprocessingDrawing" xmlns:w10="urn:schemas-microsoft-com:office:word" xmlns:w="http://schemas.openxmlformats.org/wordprocessingml/2006/main" xmlns:w14="http://schemas.microsoft.com/office/word/2010/wordml" xmlns:w15="http://schemas.microsoft.com/office/word/2012/wordml" xmlns:w16cex="http://schemas.microsoft.com/office/word/2018/wordml/cex" xmlns:w16cid="http://schemas.microsoft.com/office/word/2016/wordml/cid" xmlns:w16="http://schemas.microsoft.com/office/word/2018/wordml" xmlns:w16sdtdh="http://schemas.microsoft.com/office/word/2020/wordml/sdtdatahash" xmlns:w16se="http://schemas.microsoft.com/office/word/2015/wordml/symex" xmlns:wpg="http://schemas.microsoft.com/office/word/2010/wordprocessingGroup" xmlns:wpi="http://schemas.microsoft.com/office/word/2010/wordprocessingInk" xmlns:wne="http://schemas.microsoft.com/office/word/2006/wordml" xmlns:wps="http://schemas.microsoft.com/office/word/2010/wordprocessingShape" mc:Ignorable="w14 w15 w16se w16cid w16 w16cex w16sdtdh wp14">
+<w:endnotes xmlns:wpc="http://schemas.microsoft.com/office/word/2010/wordprocessingCanvas" xmlns:cx="http://schemas.microsoft.com/office/drawing/2014/chartex" xmlns:cx1="http://schemas.microsoft.com/office/drawing/2015/9/8/chartex" xmlns:cx2="http://schemas.microsoft.com/office/drawing/2015/10/21/chartex" xmlns:cx3="http://schemas.microsoft.com/office/drawing/2016/5/9/chartex" xmlns:cx4="http://schemas.microsoft.com/office/drawing/2016/5/10/chartex" xmlns:cx5="http://schemas.microsoft.com/office/drawing/2016/5/11/chartex" xmlns:cx6="http://schemas.microsoft.com/office/drawing/2016/5/12/chartex" xmlns:cx7="http://schemas.microsoft.com/office/drawing/2016/5/13/chartex" xmlns:cx8="http://schemas.microsoft.com/office/drawing/2016/5/14/chartex" xmlns:mc="http://schemas.openxmlformats.org/markup-compatibility/2006" xmlns:aink="http://schemas.microsoft.com/office/drawing/2016/ink" xmlns:am3d="http://schemas.microsoft.com/office/drawing/2017/model3d" xmlns:o="urn:schemas-microsoft-com:office:office" xmlns:oel="http://schemas.microsoft.com/office/2019/extlst" xmlns:r="http://schemas.openxmlformats.org/officeDocument/2006/relationships" xmlns:m="http://schemas.openxmlformats.org/officeDocument/2006/math" xmlns:v="urn:schemas-microsoft-com:vml" xmlns:wp14="http://schemas.microsoft.com/office/word/2010/wordprocessingDrawing" xmlns:wp="http://schemas.openxmlformats.org/drawingml/2006/wordprocessingDrawing" xmlns:w10="urn:schemas-microsoft-com:office:word" xmlns:w="http://schemas.openxmlformats.org/wordprocessingml/2006/main" xmlns:w14="http://schemas.microsoft.com/office/word/2010/wordml" xmlns:w15="http://schemas.microsoft.com/office/word/2012/wordml" xmlns:w16cex="http://schemas.microsoft.com/office/word/2018/wordml/cex" xmlns:w16cid="http://schemas.microsoft.com/office/word/2016/wordml/cid" xmlns:w16="http://schemas.microsoft.com/office/word/2018/wordml" xmlns:w16sdtdh="http://schemas.microsoft.com/office/word/2020/wordml/sdtdatahash" xmlns:w16se="http://schemas.microsoft.com/office/word/2015/wordml/symex" xmlns:wpg="http://schemas.microsoft.com/office/word/2010/wordprocessingGroup" xmlns:wpi="http://schemas.microsoft.com/office/word/2010/wordprocessingInk" xmlns:wne="http://schemas.microsoft.com/office/word/2006/wordml" xmlns:wps="http://schemas.microsoft.com/office/word/2010/wordprocessingShape" mc:Ignorable="w14 w15 w16se w16cid w16 w16cex w16sdtdh wp14">
   <w:endnote w:type="separator" w:id="-1">
     <w:p>
       <w:pPr>
@@ -2002,8 +2033,122 @@
 </w:endnotes>
 </file>
 
+<file path=word/footer1.xml><?xml version="1.0" encoding="utf-8"?>
+<w:ftr xmlns:wpc="http://schemas.microsoft.com/office/word/2010/wordprocessingCanvas" xmlns:cx="http://schemas.microsoft.com/office/drawing/2014/chartex" xmlns:cx1="http://schemas.microsoft.com/office/drawing/2015/9/8/chartex" xmlns:cx2="http://schemas.microsoft.com/office/drawing/2015/10/21/chartex" xmlns:cx3="http://schemas.microsoft.com/office/drawing/2016/5/9/chartex" xmlns:cx4="http://schemas.microsoft.com/office/drawing/2016/5/10/chartex" xmlns:cx5="http://schemas.microsoft.com/office/drawing/2016/5/11/chartex" xmlns:cx6="http://schemas.microsoft.com/office/drawing/2016/5/12/chartex" xmlns:cx7="http://schemas.microsoft.com/office/drawing/2016/5/13/chartex" xmlns:cx8="http://schemas.microsoft.com/office/drawing/2016/5/14/chartex" xmlns:mc="http://schemas.openxmlformats.org/markup-compatibility/2006" xmlns:aink="http://schemas.microsoft.com/office/drawing/2016/ink" xmlns:am3d="http://schemas.microsoft.com/office/drawing/2017/model3d" xmlns:o="urn:schemas-microsoft-com:office:office" xmlns:oel="http://schemas.microsoft.com/office/2019/extlst" xmlns:r="http://schemas.openxmlformats.org/officeDocument/2006/relationships" xmlns:m="http://schemas.openxmlformats.org/officeDocument/2006/math" xmlns:v="urn:schemas-microsoft-com:vml" xmlns:wp14="http://schemas.microsoft.com/office/word/2010/wordprocessingDrawing" xmlns:wp="http://schemas.openxmlformats.org/drawingml/2006/wordprocessingDrawing" xmlns:w10="urn:schemas-microsoft-com:office:word" xmlns:w="http://schemas.openxmlformats.org/wordprocessingml/2006/main" xmlns:w14="http://schemas.microsoft.com/office/word/2010/wordml" xmlns:w15="http://schemas.microsoft.com/office/word/2012/wordml" xmlns:w16cex="http://schemas.microsoft.com/office/word/2018/wordml/cex" xmlns:w16cid="http://schemas.microsoft.com/office/word/2016/wordml/cid" xmlns:w16="http://schemas.microsoft.com/office/word/2018/wordml" xmlns:w16sdtdh="http://schemas.microsoft.com/office/word/2020/wordml/sdtdatahash" xmlns:w16se="http://schemas.microsoft.com/office/word/2015/wordml/symex" xmlns:wpg="http://schemas.microsoft.com/office/word/2010/wordprocessingGroup" xmlns:wpi="http://schemas.microsoft.com/office/word/2010/wordprocessingInk" xmlns:wne="http://schemas.microsoft.com/office/word/2006/wordml" xmlns:wps="http://schemas.microsoft.com/office/word/2010/wordprocessingShape" mc:Ignorable="w14 w15 w16se w16cid w16 w16cex w16sdtdh wp14">
+  <w:p>
+    <w:pPr>
+      <w:pStyle w:val="Footer"/>
+    </w:pPr>
+    <w:r>
+      <w:rPr>
+        <w:sz w:val="14"/>
+        <w:szCs w:val="14"/>
+      </w:rPr>
+      <w:t>Print</w:t>
+    </w:r>
+    <w:r>
+      <w:rPr>
+        <w:sz w:val="14"/>
+        <w:szCs w:val="14"/>
+      </w:rPr>
+      <w:t>ing</w:t>
+    </w:r>
+    <w:r>
+      <w:rPr>
+        <w:sz w:val="14"/>
+        <w:szCs w:val="14"/>
+      </w:rPr>
+      <w:t xml:space="preserve"> By: {</w:t>
+    </w:r>
+    <w:proofErr w:type="spellStart"/>
+    <w:proofErr w:type="gramStart"/>
+    <w:r>
+      <w:rPr>
+        <w:sz w:val="14"/>
+        <w:szCs w:val="14"/>
+      </w:rPr>
+      <w:t>PrintedBy</w:t>
+    </w:r>
+    <w:proofErr w:type="spellEnd"/>
+    <w:r>
+      <w:rPr>
+        <w:sz w:val="14"/>
+        <w:szCs w:val="14"/>
+      </w:rPr>
+      <w:t>}</w:t>
+    </w:r>
+    <w:r>
+      <w:rPr>
+        <w:sz w:val="14"/>
+        <w:szCs w:val="14"/>
+      </w:rPr>
+      <w:t xml:space="preserve">   </w:t>
+    </w:r>
+    <w:proofErr w:type="gramEnd"/>
+    <w:r>
+      <w:rPr>
+        <w:sz w:val="14"/>
+        <w:szCs w:val="14"/>
+      </w:rPr>
+      <w:t xml:space="preserve">                                                                                   </w:t>
+    </w:r>
+    <w:r>
+      <w:rPr>
+        <w:sz w:val="14"/>
+        <w:szCs w:val="14"/>
+      </w:rPr>
+      <w:t>Created By: {</w:t>
+    </w:r>
+    <w:proofErr w:type="spellStart"/>
+    <w:r>
+      <w:rPr>
+        <w:sz w:val="14"/>
+        <w:szCs w:val="14"/>
+      </w:rPr>
+      <w:t>CreatedBy</w:t>
+    </w:r>
+    <w:proofErr w:type="spellEnd"/>
+    <w:r>
+      <w:rPr>
+        <w:sz w:val="14"/>
+        <w:szCs w:val="14"/>
+      </w:rPr>
+      <w:t>}</w:t>
+    </w:r>
+    <w:r>
+      <w:rPr>
+        <w:sz w:val="14"/>
+        <w:szCs w:val="14"/>
+      </w:rPr>
+      <w:t xml:space="preserve">                                                     </w:t>
+    </w:r>
+    <w:r>
+      <w:rPr>
+        <w:sz w:val="14"/>
+        <w:szCs w:val="14"/>
+      </w:rPr>
+      <w:t>Print</w:t>
+    </w:r>
+    <w:r>
+      <w:rPr>
+        <w:sz w:val="14"/>
+        <w:szCs w:val="14"/>
+      </w:rPr>
+      <w:t>ing</w:t>
+    </w:r>
+    <w:r>
+      <w:rPr>
+        <w:sz w:val="14"/>
+        <w:szCs w:val="14"/>
+      </w:rPr>
+      <w:t xml:space="preserve"> Time: {DT}</w:t>
+    </w:r>
+  </w:p>
+</w:ftr>
+</file>
+
 <file path=word/footnotes.xml><?xml version="1.0" encoding="utf-8"?>
-<w:footnotes xmlns:wpc="http://schemas.microsoft.com/office/word/2010/wordprocessingCanvas" xmlns:cx="http://schemas.microsoft.com/office/drawing/2014/chartex" xmlns:cx1="http://schemas.microsoft.com/office/drawing/2015/9/8/chartex" xmlns:cx2="http://schemas.microsoft.com/office/drawing/2015/10/21/chartex" xmlns:cx3="http://schemas.microsoft.com/office/drawing/2016/5/9/chartex" xmlns:cx4="http://schemas.microsoft.com/office/drawing/2016/5/10/chartex" xmlns:cx5="http://schemas.microsoft.com/office/drawing/2016/5/11/chartex" xmlns:cx6="http://schemas.microsoft.com/office/drawing/2016/5/12/chartex" xmlns:cx7="http://schemas.microsoft.com/office/drawing/2016/5/13/chartex" xmlns:cx8="http://schemas.microsoft.com/office/drawing/2016/5/14/chartex" xmlns:mc="http://schemas.openxmlformats.org/markup-compatibility/2006" xmlns:aink="http://schemas.microsoft.com/office/drawing/2016/ink" xmlns:am3d="http://schemas.microsoft.com/office/drawing/2017/model3d" xmlns:o="urn:schemas-microsoft-com:office:office" xmlns:r="http://schemas.openxmlformats.org/officeDocument/2006/relationships" xmlns:m="http://schemas.openxmlformats.org/officeDocument/2006/math" xmlns:v="urn:schemas-microsoft-com:vml" xmlns:wp14="http://schemas.microsoft.com/office/word/2010/wordprocessingDrawing" xmlns:wp="http://schemas.openxmlformats.org/drawingml/2006/wordprocessingDrawing" xmlns:w10="urn:schemas-microsoft-com:office:word" xmlns:w="http://schemas.openxmlformats.org/wordprocessingml/2006/main" xmlns:w14="http://schemas.microsoft.com/office/word/2010/wordml" xmlns:w15="http://schemas.microsoft.com/office/word/2012/wordml" xmlns:w16cex="http://schemas.microsoft.com/office/word/2018/wordml/cex" xmlns:w16cid="http://schemas.microsoft.com/office/word/2016/wordml/cid" xmlns:w16="http://schemas.microsoft.com/office/word/2018/wordml" xmlns:w16sdtdh="http://schemas.microsoft.com/office/word/2020/wordml/sdtdatahash" xmlns:w16se="http://schemas.microsoft.com/office/word/2015/wordml/symex" xmlns:wpg="http://schemas.microsoft.com/office/word/2010/wordprocessingGroup" xmlns:wpi="http://schemas.microsoft.com/office/word/2010/wordprocessingInk" xmlns:wne="http://schemas.microsoft.com/office/word/2006/wordml" xmlns:wps="http://schemas.microsoft.com/office/word/2010/wordprocessingShape" mc:Ignorable="w14 w15 w16se w16cid w16 w16cex w16sdtdh wp14">
+<w:footnotes xmlns:wpc="http://schemas.microsoft.com/office/word/2010/wordprocessingCanvas" xmlns:cx="http://schemas.microsoft.com/office/drawing/2014/chartex" xmlns:cx1="http://schemas.microsoft.com/office/drawing/2015/9/8/chartex" xmlns:cx2="http://schemas.microsoft.com/office/drawing/2015/10/21/chartex" xmlns:cx3="http://schemas.microsoft.com/office/drawing/2016/5/9/chartex" xmlns:cx4="http://schemas.microsoft.com/office/drawing/2016/5/10/chartex" xmlns:cx5="http://schemas.microsoft.com/office/drawing/2016/5/11/chartex" xmlns:cx6="http://schemas.microsoft.com/office/drawing/2016/5/12/chartex" xmlns:cx7="http://schemas.microsoft.com/office/drawing/2016/5/13/chartex" xmlns:cx8="http://schemas.microsoft.com/office/drawing/2016/5/14/chartex" xmlns:mc="http://schemas.openxmlformats.org/markup-compatibility/2006" xmlns:aink="http://schemas.microsoft.com/office/drawing/2016/ink" xmlns:am3d="http://schemas.microsoft.com/office/drawing/2017/model3d" xmlns:o="urn:schemas-microsoft-com:office:office" xmlns:oel="http://schemas.microsoft.com/office/2019/extlst" xmlns:r="http://schemas.openxmlformats.org/officeDocument/2006/relationships" xmlns:m="http://schemas.openxmlformats.org/officeDocument/2006/math" xmlns:v="urn:schemas-microsoft-com:vml" xmlns:wp14="http://schemas.microsoft.com/office/word/2010/wordprocessingDrawing" xmlns:wp="http://schemas.openxmlformats.org/drawingml/2006/wordprocessingDrawing" xmlns:w10="urn:schemas-microsoft-com:office:word" xmlns:w="http://schemas.openxmlformats.org/wordprocessingml/2006/main" xmlns:w14="http://schemas.microsoft.com/office/word/2010/wordml" xmlns:w15="http://schemas.microsoft.com/office/word/2012/wordml" xmlns:w16cex="http://schemas.microsoft.com/office/word/2018/wordml/cex" xmlns:w16cid="http://schemas.microsoft.com/office/word/2016/wordml/cid" xmlns:w16="http://schemas.microsoft.com/office/word/2018/wordml" xmlns:w16sdtdh="http://schemas.microsoft.com/office/word/2020/wordml/sdtdatahash" xmlns:w16se="http://schemas.microsoft.com/office/word/2015/wordml/symex" xmlns:wpg="http://schemas.microsoft.com/office/word/2010/wordprocessingGroup" xmlns:wpi="http://schemas.microsoft.com/office/word/2010/wordprocessingInk" xmlns:wne="http://schemas.microsoft.com/office/word/2006/wordml" xmlns:wps="http://schemas.microsoft.com/office/word/2010/wordprocessingShape" mc:Ignorable="w14 w15 w16se w16cid w16 w16cex w16sdtdh wp14">
   <w:footnote w:type="separator" w:id="-1">
     <w:p>
       <w:pPr>
@@ -2028,7 +2173,7 @@
 </file>
 
 <file path=word/header1.xml><?xml version="1.0" encoding="utf-8"?>
-<w:hdr xmlns:wpc="http://schemas.microsoft.com/office/word/2010/wordprocessingCanvas" xmlns:cx="http://schemas.microsoft.com/office/drawing/2014/chartex" xmlns:cx1="http://schemas.microsoft.com/office/drawing/2015/9/8/chartex" xmlns:cx2="http://schemas.microsoft.com/office/drawing/2015/10/21/chartex" xmlns:cx3="http://schemas.microsoft.com/office/drawing/2016/5/9/chartex" xmlns:cx4="http://schemas.microsoft.com/office/drawing/2016/5/10/chartex" xmlns:cx5="http://schemas.microsoft.com/office/drawing/2016/5/11/chartex" xmlns:cx6="http://schemas.microsoft.com/office/drawing/2016/5/12/chartex" xmlns:cx7="http://schemas.microsoft.com/office/drawing/2016/5/13/chartex" xmlns:cx8="http://schemas.microsoft.com/office/drawing/2016/5/14/chartex" xmlns:mc="http://schemas.openxmlformats.org/markup-compatibility/2006" xmlns:aink="http://schemas.microsoft.com/office/drawing/2016/ink" xmlns:am3d="http://schemas.microsoft.com/office/drawing/2017/model3d" xmlns:o="urn:schemas-microsoft-com:office:office" xmlns:r="http://schemas.openxmlformats.org/officeDocument/2006/relationships" xmlns:m="http://schemas.openxmlformats.org/officeDocument/2006/math" xmlns:v="urn:schemas-microsoft-com:vml" xmlns:wp14="http://schemas.microsoft.com/office/word/2010/wordprocessingDrawing" xmlns:wp="http://schemas.openxmlformats.org/drawingml/2006/wordprocessingDrawing" xmlns:w10="urn:schemas-microsoft-com:office:word" xmlns:w="http://schemas.openxmlformats.org/wordprocessingml/2006/main" xmlns:w14="http://schemas.microsoft.com/office/word/2010/wordml" xmlns:w15="http://schemas.microsoft.com/office/word/2012/wordml" xmlns:w16cex="http://schemas.microsoft.com/office/word/2018/wordml/cex" xmlns:w16cid="http://schemas.microsoft.com/office/word/2016/wordml/cid" xmlns:w16="http://schemas.microsoft.com/office/word/2018/wordml" xmlns:w16sdtdh="http://schemas.microsoft.com/office/word/2020/wordml/sdtdatahash" xmlns:w16se="http://schemas.microsoft.com/office/word/2015/wordml/symex" xmlns:wpg="http://schemas.microsoft.com/office/word/2010/wordprocessingGroup" xmlns:wpi="http://schemas.microsoft.com/office/word/2010/wordprocessingInk" xmlns:wne="http://schemas.microsoft.com/office/word/2006/wordml" xmlns:wps="http://schemas.microsoft.com/office/word/2010/wordprocessingShape" mc:Ignorable="w14 w15 w16se w16cid w16 w16cex w16sdtdh wp14">
+<w:hdr xmlns:wpc="http://schemas.microsoft.com/office/word/2010/wordprocessingCanvas" xmlns:cx="http://schemas.microsoft.com/office/drawing/2014/chartex" xmlns:cx1="http://schemas.microsoft.com/office/drawing/2015/9/8/chartex" xmlns:cx2="http://schemas.microsoft.com/office/drawing/2015/10/21/chartex" xmlns:cx3="http://schemas.microsoft.com/office/drawing/2016/5/9/chartex" xmlns:cx4="http://schemas.microsoft.com/office/drawing/2016/5/10/chartex" xmlns:cx5="http://schemas.microsoft.com/office/drawing/2016/5/11/chartex" xmlns:cx6="http://schemas.microsoft.com/office/drawing/2016/5/12/chartex" xmlns:cx7="http://schemas.microsoft.com/office/drawing/2016/5/13/chartex" xmlns:cx8="http://schemas.microsoft.com/office/drawing/2016/5/14/chartex" xmlns:mc="http://schemas.openxmlformats.org/markup-compatibility/2006" xmlns:aink="http://schemas.microsoft.com/office/drawing/2016/ink" xmlns:am3d="http://schemas.microsoft.com/office/drawing/2017/model3d" xmlns:o="urn:schemas-microsoft-com:office:office" xmlns:oel="http://schemas.microsoft.com/office/2019/extlst" xmlns:r="http://schemas.openxmlformats.org/officeDocument/2006/relationships" xmlns:m="http://schemas.openxmlformats.org/officeDocument/2006/math" xmlns:v="urn:schemas-microsoft-com:vml" xmlns:wp14="http://schemas.microsoft.com/office/word/2010/wordprocessingDrawing" xmlns:wp="http://schemas.openxmlformats.org/drawingml/2006/wordprocessingDrawing" xmlns:w10="urn:schemas-microsoft-com:office:word" xmlns:w="http://schemas.openxmlformats.org/wordprocessingml/2006/main" xmlns:w14="http://schemas.microsoft.com/office/word/2010/wordml" xmlns:w15="http://schemas.microsoft.com/office/word/2012/wordml" xmlns:w16cex="http://schemas.microsoft.com/office/word/2018/wordml/cex" xmlns:w16cid="http://schemas.microsoft.com/office/word/2016/wordml/cid" xmlns:w16="http://schemas.microsoft.com/office/word/2018/wordml" xmlns:w16sdtdh="http://schemas.microsoft.com/office/word/2020/wordml/sdtdatahash" xmlns:w16se="http://schemas.microsoft.com/office/word/2015/wordml/symex" xmlns:wpg="http://schemas.microsoft.com/office/word/2010/wordprocessingGroup" xmlns:wpi="http://schemas.microsoft.com/office/word/2010/wordprocessingInk" xmlns:wne="http://schemas.microsoft.com/office/word/2006/wordml" xmlns:wps="http://schemas.microsoft.com/office/word/2010/wordprocessingShape" mc:Ignorable="w14 w15 w16se w16cid w16 w16cex w16sdtdh wp14">
   <w:p>
     <w:pPr>
       <w:pStyle w:val="Header"/>
